--- a/Entra-ID-Bulk-Group-Automation-Updated-GitHub-Actions-Guide.docx
+++ b/Entra-ID-Bulk-Group-Automation-Updated-GitHub-Actions-Guide.docx
@@ -14,7 +14,16 @@
           <w:b/>
           <w:sz w:val="48"/>
         </w:rPr>
-        <w:t>Entra ID Bulk Group Automation</w:t>
+        <w:t xml:space="preserve">Entra ID Bulk </w:t>
+      </w:r>
+      <w:bookmarkStart w:id="0" w:name="_GoBack"/>
+      <w:bookmarkEnd w:id="0"/>
+      <w:r>
+        <w:rPr>
+          <w:b/>
+          <w:sz w:val="48"/>
+        </w:rPr>
+        <w:t>Group Automation</w:t>
       </w:r>
     </w:p>
     <w:p>
@@ -57,10 +66,7 @@
         </w:rPr>
       </w:pPr>
       <w:r>
-        <w:t xml:space="preserve">The </w:t>
-      </w:r>
-      <w:r>
-        <w:t>following automation files:</w:t>
+        <w:t>The following automation files:</w:t>
       </w:r>
     </w:p>
     <w:p>
@@ -147,14 +153,15 @@
           <w:sz w:val="18"/>
         </w:rPr>
         <w:br/>
-        <w:t>│   ├── c</w:t>
+        <w:t>│   ├── common.ps1</w:t>
       </w:r>
       <w:r>
         <w:rPr>
           <w:rFonts w:ascii="Consolas" w:hAnsi="Consolas"/>
           <w:sz w:val="18"/>
         </w:rPr>
-        <w:t>ommon.ps1</w:t>
+        <w:br/>
+        <w:t>│   ├── connect-entra.ps1</w:t>
       </w:r>
       <w:r>
         <w:rPr>
@@ -162,7 +169,7 @@
           <w:sz w:val="18"/>
         </w:rPr>
         <w:br/>
-        <w:t>│   ├── connect-entra.ps1</w:t>
+        <w:t>│   ├── main.ps1</w:t>
       </w:r>
       <w:r>
         <w:rPr>
@@ -170,7 +177,7 @@
           <w:sz w:val="18"/>
         </w:rPr>
         <w:br/>
-        <w:t>│   ├── main.ps1</w:t>
+        <w:t>│   ├── remove-devices-from-group.ps1</w:t>
       </w:r>
       <w:r>
         <w:rPr>
@@ -178,7 +185,7 @@
           <w:sz w:val="18"/>
         </w:rPr>
         <w:br/>
-        <w:t>│   ├── remove-devices-from-group.ps1</w:t>
+        <w:t>│   └── remove-users-from-group.ps1</w:t>
       </w:r>
       <w:r>
         <w:rPr>
@@ -186,7 +193,7 @@
           <w:sz w:val="18"/>
         </w:rPr>
         <w:br/>
-        <w:t>│   └── remove-users-from-group.ps1</w:t>
+        <w:t>│</w:t>
       </w:r>
       <w:r>
         <w:rPr>
@@ -194,7 +201,7 @@
           <w:sz w:val="18"/>
         </w:rPr>
         <w:br/>
-        <w:t>│</w:t>
+        <w:t>├── Entra-ID-App-Registration-Setup-Guide.docx</w:t>
       </w:r>
       <w:r>
         <w:rPr>
@@ -202,7 +209,7 @@
           <w:sz w:val="18"/>
         </w:rPr>
         <w:br/>
-        <w:t>├── Entra-ID-App-Registration-Setup-Guide.docx</w:t>
+        <w:t>├── Setting-up-GitHub-Actions.docx</w:t>
       </w:r>
       <w:r>
         <w:rPr>
@@ -210,16 +217,16 @@
           <w:sz w:val="18"/>
         </w:rPr>
         <w:br/>
-        <w:t>├── Setting-up-GitHub-Actions.docx</w:t>
-      </w:r>
-      <w:r>
+        <w:t>└── README.md</w:t>
+      </w:r>
+    </w:p>
+    <w:p>
+      <w:pPr>
         <w:rPr>
           <w:rFonts w:ascii="Consolas" w:hAnsi="Consolas"/>
           <w:sz w:val="18"/>
         </w:rPr>
-        <w:br/>
-        <w:t>└── README.md</w:t>
-      </w:r>
+      </w:pPr>
     </w:p>
     <w:p>
       <w:pPr>
@@ -228,18 +235,12 @@
           <w:sz w:val="18"/>
         </w:rPr>
       </w:pPr>
-    </w:p>
-    <w:p>
-      <w:pPr>
+      <w:r>
         <w:rPr>
           <w:rFonts w:ascii="Consolas" w:hAnsi="Consolas"/>
+          <w:noProof/>
           <w:sz w:val="18"/>
-        </w:rPr>
-      </w:pPr>
-      <w:r>
-        <w:rPr>
-          <w:rFonts w:ascii="Consolas" w:hAnsi="Consolas"/>
-          <w:sz w:val="18"/>
+          <w:lang w:val="en-IN" w:eastAsia="en-IN"/>
         </w:rPr>
         <w:drawing>
           <wp:inline distT="0" distB="0" distL="0" distR="0" wp14:anchorId="7FDDE672" wp14:editId="4F44CD66">
@@ -290,10 +291,7 @@
         <w:pStyle w:val="Heading1"/>
       </w:pPr>
       <w:r>
-        <w:t>2. CSV B</w:t>
-      </w:r>
-      <w:r>
-        <w:t>ranch Structure</w:t>
+        <w:t>2. CSV Branch Structure</w:t>
       </w:r>
     </w:p>
     <w:p>
@@ -390,14 +388,15 @@
           <w:sz w:val="18"/>
         </w:rPr>
         <w:br/>
-        <w:t xml:space="preserve">    │  </w:t>
+        <w:t xml:space="preserve">    │   ├── pending/</w:t>
       </w:r>
       <w:r>
         <w:rPr>
           <w:rFonts w:ascii="Consolas" w:hAnsi="Consolas"/>
           <w:sz w:val="18"/>
         </w:rPr>
-        <w:t xml:space="preserve"> ├── pending/</w:t>
+        <w:br/>
+        <w:t xml:space="preserve">    │   ├── processing/</w:t>
       </w:r>
       <w:r>
         <w:rPr>
@@ -405,7 +404,7 @@
           <w:sz w:val="18"/>
         </w:rPr>
         <w:br/>
-        <w:t xml:space="preserve">    │   ├── processing/</w:t>
+        <w:t xml:space="preserve">    │   ├── completed/</w:t>
       </w:r>
       <w:r>
         <w:rPr>
@@ -413,7 +412,7 @@
           <w:sz w:val="18"/>
         </w:rPr>
         <w:br/>
-        <w:t xml:space="preserve">    │   ├── completed/</w:t>
+        <w:t xml:space="preserve">    │   └── failed/</w:t>
       </w:r>
       <w:r>
         <w:rPr>
@@ -421,7 +420,7 @@
           <w:sz w:val="18"/>
         </w:rPr>
         <w:br/>
-        <w:t xml:space="preserve">    │   └── failed/</w:t>
+        <w:t xml:space="preserve">    │</w:t>
       </w:r>
       <w:r>
         <w:rPr>
@@ -429,7 +428,7 @@
           <w:sz w:val="18"/>
         </w:rPr>
         <w:br/>
-        <w:t xml:space="preserve">    │</w:t>
+        <w:t xml:space="preserve">    └── prd/</w:t>
       </w:r>
       <w:r>
         <w:rPr>
@@ -437,7 +436,7 @@
           <w:sz w:val="18"/>
         </w:rPr>
         <w:br/>
-        <w:t xml:space="preserve">    └── prd/</w:t>
+        <w:t xml:space="preserve">        ├── pending/</w:t>
       </w:r>
       <w:r>
         <w:rPr>
@@ -445,7 +444,7 @@
           <w:sz w:val="18"/>
         </w:rPr>
         <w:br/>
-        <w:t xml:space="preserve">        ├── pending/</w:t>
+        <w:t xml:space="preserve">        ├── processing/</w:t>
       </w:r>
       <w:r>
         <w:rPr>
@@ -453,7 +452,7 @@
           <w:sz w:val="18"/>
         </w:rPr>
         <w:br/>
-        <w:t xml:space="preserve">        ├── processing/</w:t>
+        <w:t xml:space="preserve">        ├── completed/</w:t>
       </w:r>
       <w:r>
         <w:rPr>
@@ -461,28 +460,37 @@
           <w:sz w:val="18"/>
         </w:rPr>
         <w:br/>
-        <w:t xml:space="preserve">        ├── completed/</w:t>
-      </w:r>
-      <w:r>
-        <w:rPr>
-          <w:rFonts w:ascii="Consolas" w:hAnsi="Consolas"/>
-          <w:sz w:val="18"/>
-        </w:rPr>
-        <w:br/>
         <w:t xml:space="preserve">        └── failed/</w:t>
       </w:r>
     </w:p>
     <w:p>
-      <w:r>
-        <w:t>The current csv-upload branch contains the environment folders and .</w:t>
-      </w:r>
-      <w:r>
-        <w:t>gitkeep files; request CSVs are uploaded into the appropriate pending folder.</w:t>
+      <w:pPr>
+        <w:rPr>
+          <w:rFonts w:hint="eastAsia"/>
+        </w:rPr>
+      </w:pPr>
+      <w:r>
+        <w:t>The current csv-upload branch contains the environment folders and .gitkeep files; request CSVs are uploaded into the appropriate pending folder.</w:t>
       </w:r>
     </w:p>
-    <w:p/>
     <w:p>
-      <w:r>
+      <w:pPr>
+        <w:rPr>
+          <w:rFonts w:hint="eastAsia"/>
+        </w:rPr>
+      </w:pPr>
+    </w:p>
+    <w:p>
+      <w:pPr>
+        <w:rPr>
+          <w:rFonts w:hint="eastAsia"/>
+        </w:rPr>
+      </w:pPr>
+      <w:r>
+        <w:rPr>
+          <w:noProof/>
+          <w:lang w:val="en-IN" w:eastAsia="en-IN"/>
+        </w:rPr>
         <w:drawing>
           <wp:inline distT="0" distB="0" distL="0" distR="0" wp14:anchorId="58A7F094" wp14:editId="50D0B40B">
             <wp:extent cx="2006703" cy="4254719"/>
@@ -520,18 +528,22 @@
         </w:drawing>
       </w:r>
     </w:p>
-    <w:p/>
     <w:p>
       <w:pPr>
         <w:rPr>
           <w:rFonts w:hint="eastAsia"/>
         </w:rPr>
       </w:pPr>
-      <w:bookmarkStart w:id="0" w:name="_GoBack"/>
-      <w:bookmarkEnd w:id="0"/>
     </w:p>
     <w:p>
       <w:pPr>
+        <w:rPr>
+          <w:rFonts w:hint="eastAsia"/>
+        </w:rPr>
+      </w:pPr>
+    </w:p>
+    <w:p>
+      <w:pPr>
         <w:pStyle w:val="Heading1"/>
       </w:pPr>
       <w:r>
@@ -611,10 +623,7 @@
         </w:rPr>
       </w:pPr>
       <w:r>
-        <w:t>The workflow uses environment: ${{ inputs.environmen</w:t>
-      </w:r>
-      <w:r>
-        <w:t>t }}, so selecting DEV/UAT/PRD automatically selects the corresponding GitHub Environment.</w:t>
+        <w:t>The workflow uses environment: ${{ inputs.environment }}, so selecting DEV/UAT/PRD automatically selects the corresponding GitHub Environment.</w:t>
       </w:r>
     </w:p>
     <w:p>
@@ -675,10 +684,7 @@
         </w:rPr>
       </w:pPr>
       <w:r>
-        <w:t>The PowerShell authentication</w:t>
-      </w:r>
-      <w:r>
-        <w:t xml:space="preserve"> script reads them through CLIENT_ID, TENANT_ID and CLIENT_SECRET environment variables.</w:t>
+        <w:t>The PowerShell authentication script reads them through CLIENT_ID, TENANT_ID and CLIENT_SECRET environment variables.</w:t>
       </w:r>
     </w:p>
     <w:p>
@@ -728,10 +734,7 @@
         <w:pStyle w:val="Heading1"/>
       </w:pPr>
       <w:r>
-        <w:t xml:space="preserve">6. </w:t>
-      </w:r>
-      <w:r>
-        <w:t>Workflow Inputs</w:t>
+        <w:t>6. Workflow Inputs</w:t>
       </w:r>
     </w:p>
     <w:tbl>
@@ -928,10 +931,7 @@
               </w:rPr>
             </w:pPr>
             <w:r>
-              <w:t>Preview ch</w:t>
-            </w:r>
-            <w:r>
-              <w:t>anges or execute actual changes</w:t>
+              <w:t>Preview changes or execute actual changes</w:t>
             </w:r>
           </w:p>
         </w:tc>
@@ -984,10 +984,7 @@
         </w:rPr>
       </w:pPr>
       <w:r>
-        <w:t xml:space="preserve">This is required because the workflow moves successfully processed CSV files on the csv-upload branch and pushes the resulting </w:t>
-      </w:r>
-      <w:r>
-        <w:t>commit.</w:t>
+        <w:t>This is required because the workflow moves successfully processed CSV files on the csv-upload branch and pushes the resulting commit.</w:t>
       </w:r>
     </w:p>
     <w:p>
@@ -1105,13 +1102,7 @@
         <w:rPr>
           <w:b/>
         </w:rPr>
-        <w:t>07 - D</w:t>
-      </w:r>
-      <w:r>
-        <w:rPr>
-          <w:b/>
-        </w:rPr>
-        <w:t>etermine Input Type</w:t>
+        <w:t>07 - Determine Input Type</w:t>
       </w:r>
       <w:r>
         <w:t xml:space="preserve"> — Maps user operations to Users and device operations to Devices.</w:t>
@@ -1146,10 +1137,7 @@
         <w:t>09 - Determine Request File</w:t>
       </w:r>
       <w:r>
-        <w:t xml:space="preserve"> —</w:t>
-      </w:r>
-      <w:r>
-        <w:t xml:space="preserve"> Builds the request filename from environment and operation.</w:t>
+        <w:t xml:space="preserve"> — Builds the request filename from environment and operation.</w:t>
       </w:r>
     </w:p>
     <w:p>
@@ -1194,13 +1182,7 @@
         <w:rPr>
           <w:b/>
         </w:rPr>
-        <w:t>12 - Ins</w:t>
-      </w:r>
-      <w:r>
-        <w:rPr>
-          <w:b/>
-        </w:rPr>
-        <w:t>tall Microsoft Graph Modules</w:t>
+        <w:t>12 - Install Microsoft Graph Modules</w:t>
       </w:r>
       <w:r>
         <w:t xml:space="preserve"> — Installs Microsoft.Graph.Authentication, Microsoft.Graph.Users, Microsoft.Graph.Groups and Microsoft.Graph.Identity.DirectoryManagement.</w:t>
@@ -1219,10 +1201,7 @@
         <w:t>13 - Display Graph SDK Information</w:t>
       </w:r>
       <w:r>
-        <w:t xml:space="preserve"> — Displays installed Graph module and SDK information</w:t>
-      </w:r>
-      <w:r>
-        <w:t>.</w:t>
+        <w:t xml:space="preserve"> — Displays installed Graph module and SDK information.</w:t>
       </w:r>
     </w:p>
     <w:p>
@@ -1270,10 +1249,7 @@
         <w:t>16 - Execute Automation</w:t>
       </w:r>
       <w:r>
-        <w:t xml:space="preserve"> — Runs scripts/main.ps1 with </w:t>
-      </w:r>
-      <w:r>
-        <w:t>Operation, CsvPath and DryRun.</w:t>
+        <w:t xml:space="preserve"> — Runs scripts/main.ps1 with Operation, CsvPath and DryRun.</w:t>
       </w:r>
     </w:p>
     <w:p>
@@ -1305,10 +1281,7 @@
         <w:t>18 - Generate Job Summary</w:t>
       </w:r>
       <w:r>
-        <w:t xml:space="preserve"> </w:t>
-      </w:r>
-      <w:r>
-        <w:t>— Writes execution metadata to the GitHub Actions job summary.</w:t>
+        <w:t xml:space="preserve"> — Writes execution metadata to the GitHub Actions job summary.</w:t>
       </w:r>
     </w:p>
     <w:p>
@@ -1342,10 +1315,7 @@
         </w:rPr>
       </w:pPr>
       <w:r>
-        <w:t>The workflow automatically creates filenames based on the selected environment and ope</w:t>
-      </w:r>
-      <w:r>
-        <w:t>ration.</w:t>
+        <w:t>The workflow automatically creates filenames based on the selected environment and operation.</w:t>
       </w:r>
     </w:p>
     <w:p>
@@ -1389,10 +1359,7 @@
         </w:rPr>
       </w:pPr>
       <w:r>
-        <w:t>DEV + Remove Devices → csv/dev/pending/dev-remove-</w:t>
-      </w:r>
-      <w:r>
-        <w:t>devices-from-groups.csv</w:t>
+        <w:t>DEV + Remove Devices → csv/dev/pending/dev-remove-devices-from-groups.csv</w:t>
       </w:r>
     </w:p>
     <w:p>
@@ -1492,12 +1459,6 @@
           <w:sz w:val="18"/>
         </w:rPr>
         <w:br/>
-      </w:r>
-      <w:r>
-        <w:rPr>
-          <w:rFonts w:ascii="Consolas" w:hAnsi="Consolas"/>
-          <w:sz w:val="18"/>
-        </w:rPr>
         <w:t>LAPTOP002,Dev-Team</w:t>
       </w:r>
     </w:p>
@@ -1610,10 +1571,7 @@
               </w:rPr>
             </w:pPr>
             <w:r>
-              <w:t>App-only Microsoft Graph authentication and</w:t>
-            </w:r>
-            <w:r>
-              <w:t xml:space="preserve"> disconnect.</w:t>
+              <w:t>App-only Microsoft Graph authentication and disconnect.</w:t>
             </w:r>
           </w:p>
         </w:tc>
@@ -1726,10 +1684,7 @@
               </w:rPr>
             </w:pPr>
             <w:r>
-              <w:t>scripts/add-devices-to-g</w:t>
-            </w:r>
-            <w:r>
-              <w:t>roup.ps1</w:t>
+              <w:t>scripts/add-devices-to-group.ps1</w:t>
             </w:r>
           </w:p>
         </w:tc>
@@ -1839,10 +1794,7 @@
         <w:pStyle w:val="Heading1"/>
       </w:pPr>
       <w:r>
-        <w:t xml:space="preserve">13. Microsoft </w:t>
-      </w:r>
-      <w:r>
-        <w:t>Graph Application Permissions</w:t>
+        <w:t>13. Microsoft Graph Application Permissions</w:t>
       </w:r>
     </w:p>
     <w:p>
@@ -1896,10 +1848,7 @@
         </w:rPr>
       </w:pPr>
       <w:r>
-        <w:t>Device.</w:t>
-      </w:r>
-      <w:r>
-        <w:t>Read.All</w:t>
+        <w:t>Device.Read.All</w:t>
       </w:r>
     </w:p>
     <w:p>
@@ -2018,13 +1967,15 @@
           <w:sz w:val="18"/>
         </w:rPr>
         <w:br/>
+        <w:t>CLIENT_ID / TENANT_ID / CLIENT_SECRET</w:t>
       </w:r>
       <w:r>
         <w:rPr>
           <w:rFonts w:ascii="Consolas" w:hAnsi="Consolas"/>
           <w:sz w:val="18"/>
         </w:rPr>
-        <w:t>CLIENT_ID / TENANT_ID / CLIENT_SECRET</w:t>
+        <w:br/>
+        <w:t xml:space="preserve">      |</w:t>
       </w:r>
       <w:r>
         <w:rPr>
@@ -2032,7 +1983,7 @@
           <w:sz w:val="18"/>
         </w:rPr>
         <w:br/>
-        <w:t xml:space="preserve">      |</w:t>
+        <w:t xml:space="preserve">      v</w:t>
       </w:r>
       <w:r>
         <w:rPr>
@@ -2040,7 +1991,7 @@
           <w:sz w:val="18"/>
         </w:rPr>
         <w:br/>
-        <w:t xml:space="preserve">      v</w:t>
+        <w:t>scripts/connect-entra.ps1</w:t>
       </w:r>
       <w:r>
         <w:rPr>
@@ -2048,7 +1999,7 @@
           <w:sz w:val="18"/>
         </w:rPr>
         <w:br/>
-        <w:t>scripts/connect-entra.ps1</w:t>
+        <w:t xml:space="preserve">      |</w:t>
       </w:r>
       <w:r>
         <w:rPr>
@@ -2056,7 +2007,7 @@
           <w:sz w:val="18"/>
         </w:rPr>
         <w:br/>
-        <w:t xml:space="preserve">      |</w:t>
+        <w:t xml:space="preserve">      v</w:t>
       </w:r>
       <w:r>
         <w:rPr>
@@ -2064,7 +2015,7 @@
           <w:sz w:val="18"/>
         </w:rPr>
         <w:br/>
-        <w:t xml:space="preserve">      v</w:t>
+        <w:t>Microsoft Graph</w:t>
       </w:r>
       <w:r>
         <w:rPr>
@@ -2072,7 +2023,7 @@
           <w:sz w:val="18"/>
         </w:rPr>
         <w:br/>
-        <w:t>Microsoft Graph</w:t>
+        <w:t xml:space="preserve">      |</w:t>
       </w:r>
       <w:r>
         <w:rPr>
@@ -2080,7 +2031,7 @@
           <w:sz w:val="18"/>
         </w:rPr>
         <w:br/>
-        <w:t xml:space="preserve">      |</w:t>
+        <w:t xml:space="preserve">      v</w:t>
       </w:r>
       <w:r>
         <w:rPr>
@@ -2088,620 +2039,1045 @@
           <w:sz w:val="18"/>
         </w:rPr>
         <w:br/>
-        <w:t xml:space="preserve">      v</w:t>
-      </w:r>
+        <w:t>Microsoft Entra ID</w:t>
+      </w:r>
+    </w:p>
+    <w:p>
+      <w:pPr>
+        <w:pStyle w:val="Heading1"/>
+      </w:pPr>
+      <w:r>
+        <w:t>15. Dry Run Behavior</w:t>
+      </w:r>
+    </w:p>
+    <w:p>
+      <w:pPr>
+        <w:rPr>
+          <w:rFonts w:hint="eastAsia"/>
+        </w:rPr>
+      </w:pPr>
+      <w:r>
+        <w:t>Dry Run = Yes:</w:t>
+      </w:r>
+    </w:p>
+    <w:p>
+      <w:pPr>
+        <w:pStyle w:val="ListBullet"/>
+        <w:rPr>
+          <w:rFonts w:hint="eastAsia"/>
+        </w:rPr>
+      </w:pPr>
+      <w:r>
+        <w:t>Validates the request.</w:t>
+      </w:r>
+    </w:p>
+    <w:p>
+      <w:pPr>
+        <w:pStyle w:val="ListBullet"/>
+        <w:rPr>
+          <w:rFonts w:hint="eastAsia"/>
+        </w:rPr>
+      </w:pPr>
+      <w:r>
+        <w:t>Looks up users/devices and groups.</w:t>
+      </w:r>
+    </w:p>
+    <w:p>
+      <w:pPr>
+        <w:pStyle w:val="ListBullet"/>
+        <w:rPr>
+          <w:rFonts w:hint="eastAsia"/>
+        </w:rPr>
+      </w:pPr>
+      <w:r>
+        <w:t>Checks membership.</w:t>
+      </w:r>
+    </w:p>
+    <w:p>
+      <w:pPr>
+        <w:pStyle w:val="ListBullet"/>
+        <w:rPr>
+          <w:rFonts w:hint="eastAsia"/>
+        </w:rPr>
+      </w:pPr>
+      <w:r>
+        <w:t>Does not modify group membership.</w:t>
+      </w:r>
+    </w:p>
+    <w:p>
+      <w:pPr>
+        <w:pStyle w:val="ListBullet"/>
+        <w:rPr>
+          <w:rFonts w:hint="eastAsia"/>
+        </w:rPr>
+      </w:pPr>
+      <w:r>
+        <w:t>Leaves the CSV in pending.</w:t>
+      </w:r>
+    </w:p>
+    <w:p>
+      <w:pPr>
+        <w:rPr>
+          <w:rFonts w:hint="eastAsia"/>
+        </w:rPr>
+      </w:pPr>
+      <w:r>
+        <w:t>Dry Run = No:</w:t>
+      </w:r>
+    </w:p>
+    <w:p>
+      <w:pPr>
+        <w:pStyle w:val="ListBullet"/>
+        <w:rPr>
+          <w:rFonts w:hint="eastAsia"/>
+        </w:rPr>
+      </w:pPr>
+      <w:r>
+        <w:t>Performs the requested membership changes.</w:t>
+      </w:r>
+    </w:p>
+    <w:p>
+      <w:pPr>
+        <w:pStyle w:val="ListBullet"/>
+        <w:rPr>
+          <w:rFonts w:hint="eastAsia"/>
+        </w:rPr>
+      </w:pPr>
+      <w:r>
+        <w:t>If successful, Step 17 moves the request to completed.</w:t>
+      </w:r>
+    </w:p>
+    <w:p>
+      <w:pPr>
+        <w:pStyle w:val="ListBullet"/>
+        <w:rPr>
+          <w:rFonts w:hint="eastAsia"/>
+        </w:rPr>
+      </w:pPr>
+      <w:r>
+        <w:t>The completed filename includes UTC timestamp and GitHub run number.</w:t>
+      </w:r>
+    </w:p>
+    <w:p>
+      <w:pPr>
+        <w:pStyle w:val="Heading1"/>
+      </w:pPr>
+      <w:r>
+        <w:t>16. Completed File Naming</w:t>
+      </w:r>
+    </w:p>
+    <w:p>
+      <w:pPr>
+        <w:rPr>
+          <w:rFonts w:hint="eastAsia"/>
+        </w:rPr>
+      </w:pPr>
+      <w:r>
+        <w:t>Successful actual execution changes:</w:t>
+      </w:r>
+    </w:p>
+    <w:p>
+      <w:pPr>
+        <w:rPr>
+          <w:rFonts w:hint="eastAsia"/>
+        </w:rPr>
+      </w:pPr>
+      <w:r>
+        <w:rPr>
+          <w:rFonts w:ascii="Consolas" w:hAnsi="Consolas"/>
+        </w:rPr>
+        <w:t>csv/dev/pending/dev-add-users-to-groups.csv</w:t>
+      </w:r>
+    </w:p>
+    <w:p>
+      <w:pPr>
+        <w:rPr>
+          <w:rFonts w:hint="eastAsia"/>
+        </w:rPr>
+      </w:pPr>
+      <w:r>
+        <w:t>to a timestamped completed file such as:</w:t>
+      </w:r>
+    </w:p>
+    <w:p>
+      <w:pPr>
+        <w:rPr>
+          <w:rFonts w:hint="eastAsia"/>
+        </w:rPr>
+      </w:pPr>
+      <w:r>
+        <w:rPr>
+          <w:rFonts w:ascii="Consolas" w:hAnsi="Consolas"/>
+        </w:rPr>
+        <w:t>csv/dev/completed/dev-add-users-to-groups_20260813-013045_run-152.csv</w:t>
+      </w:r>
+    </w:p>
+    <w:p>
+      <w:pPr>
+        <w:rPr>
+          <w:rFonts w:hint="eastAsia"/>
+        </w:rPr>
+      </w:pPr>
+      <w:r>
+        <w:t>This preserves the original request name while providing traceability through UTC timestamp and GitHub run number.</w:t>
+      </w:r>
+    </w:p>
+    <w:p>
+      <w:pPr>
+        <w:pStyle w:val="Heading1"/>
+      </w:pPr>
+      <w:r>
+        <w:t>17. Recommended Test Sequence</w:t>
+      </w:r>
+    </w:p>
+    <w:p>
+      <w:pPr>
+        <w:pStyle w:val="ListNumber"/>
+        <w:rPr>
+          <w:rFonts w:hint="eastAsia"/>
+        </w:rPr>
+      </w:pPr>
+      <w:r>
+        <w:t>Run Module 01 / authentication and confirm AppOnly authentication succeeds.</w:t>
+      </w:r>
+    </w:p>
+    <w:p>
+      <w:pPr>
+        <w:pStyle w:val="ListNumber"/>
+        <w:rPr>
+          <w:rFonts w:hint="eastAsia"/>
+        </w:rPr>
+      </w:pPr>
+      <w:r>
+        <w:t>Run Get User and Get Group validation.</w:t>
+      </w:r>
+    </w:p>
+    <w:p>
+      <w:pPr>
+        <w:pStyle w:val="ListNumber"/>
+        <w:rPr>
+          <w:rFonts w:hint="eastAsia"/>
+        </w:rPr>
+      </w:pPr>
+      <w:r>
+        <w:t>Upload a small user CSV to csv/dev/pending on csv-upload.</w:t>
+      </w:r>
+    </w:p>
+    <w:p>
+      <w:pPr>
+        <w:pStyle w:val="ListNumber"/>
+        <w:rPr>
+          <w:rFonts w:hint="eastAsia"/>
+        </w:rPr>
+      </w:pPr>
+      <w:r>
+        <w:t>Run Add Users to Group with Dry Run = Yes.</w:t>
+      </w:r>
+    </w:p>
+    <w:p>
+      <w:pPr>
+        <w:pStyle w:val="ListNumber"/>
+        <w:rPr>
+          <w:rFonts w:hint="eastAsia"/>
+        </w:rPr>
+      </w:pPr>
+      <w:r>
+        <w:t>Run Add Users to Group with Dry Run = No.</w:t>
+      </w:r>
+    </w:p>
+    <w:p>
+      <w:pPr>
+        <w:pStyle w:val="ListNumber"/>
+        <w:rPr>
+          <w:rFonts w:hint="eastAsia"/>
+        </w:rPr>
+      </w:pPr>
+      <w:r>
+        <w:t>Confirm the file moves to csv/dev/completed with timestamp/run number.</w:t>
+      </w:r>
+    </w:p>
+    <w:p>
+      <w:pPr>
+        <w:pStyle w:val="ListNumber"/>
+        <w:rPr>
+          <w:rFonts w:hint="eastAsia"/>
+        </w:rPr>
+      </w:pPr>
+      <w:r>
+        <w:lastRenderedPageBreak/>
+        <w:t>Test Remove Users.</w:t>
+      </w:r>
+    </w:p>
+    <w:p>
+      <w:pPr>
+        <w:pStyle w:val="ListNumber"/>
+        <w:rPr>
+          <w:rFonts w:hint="eastAsia"/>
+        </w:rPr>
+      </w:pPr>
+      <w:r>
+        <w:t>Test Add Devices.</w:t>
+      </w:r>
+    </w:p>
+    <w:p>
+      <w:pPr>
+        <w:pStyle w:val="ListNumber"/>
+        <w:rPr>
+          <w:rFonts w:hint="eastAsia"/>
+        </w:rPr>
+      </w:pPr>
+      <w:r>
+        <w:t>Test Remove Devices.</w:t>
+      </w:r>
+    </w:p>
+    <w:p>
+      <w:pPr>
+        <w:pStyle w:val="ListNumber"/>
+        <w:rPr>
+          <w:rFonts w:hint="eastAsia"/>
+        </w:rPr>
+      </w:pPr>
+      <w:r>
+        <w:t>Repeat testing in UAT before considering PRD.</w:t>
+      </w:r>
+    </w:p>
+    <w:p>
+      <w:pPr>
+        <w:pStyle w:val="Heading1"/>
+      </w:pPr>
+      <w:r>
+        <w:t>18. Final Architecture</w:t>
+      </w:r>
+    </w:p>
+    <w:p>
       <w:r>
         <w:rPr>
           <w:rFonts w:ascii="Consolas" w:hAnsi="Consolas"/>
           <w:sz w:val="18"/>
         </w:rPr>
+        <w:t>Operator</w:t>
+      </w:r>
+      <w:r>
+        <w:rPr>
+          <w:rFonts w:ascii="Consolas" w:hAnsi="Consolas"/>
+          <w:sz w:val="18"/>
+        </w:rPr>
+        <w:br/>
+        <w:t xml:space="preserve">   |</w:t>
+      </w:r>
+      <w:r>
+        <w:rPr>
+          <w:rFonts w:ascii="Consolas" w:hAnsi="Consolas"/>
+          <w:sz w:val="18"/>
+        </w:rPr>
+        <w:br/>
+        <w:t xml:space="preserve">   v</w:t>
+      </w:r>
+      <w:r>
+        <w:rPr>
+          <w:rFonts w:ascii="Consolas" w:hAnsi="Consolas"/>
+          <w:sz w:val="18"/>
+        </w:rPr>
+        <w:br/>
+        <w:t>GitHub Actions</w:t>
+      </w:r>
+      <w:r>
+        <w:rPr>
+          <w:rFonts w:ascii="Consolas" w:hAnsi="Consolas"/>
+          <w:sz w:val="18"/>
+        </w:rPr>
+        <w:br/>
+        <w:t xml:space="preserve">   |</w:t>
+      </w:r>
+      <w:r>
+        <w:rPr>
+          <w:rFonts w:ascii="Consolas" w:hAnsi="Consolas"/>
+          <w:sz w:val="18"/>
+        </w:rPr>
+        <w:br/>
+        <w:t xml:space="preserve">   +-- Environment</w:t>
+      </w:r>
+      <w:r>
+        <w:rPr>
+          <w:rFonts w:ascii="Consolas" w:hAnsi="Consolas"/>
+          <w:sz w:val="18"/>
+        </w:rPr>
+        <w:br/>
+        <w:t xml:space="preserve">   +-- Operation</w:t>
+      </w:r>
+      <w:r>
+        <w:rPr>
+          <w:rFonts w:ascii="Consolas" w:hAnsi="Consolas"/>
+          <w:sz w:val="18"/>
+        </w:rPr>
+        <w:br/>
+        <w:t xml:space="preserve">   +-- Dry Run</w:t>
+      </w:r>
+      <w:r>
+        <w:rPr>
+          <w:rFonts w:ascii="Consolas" w:hAnsi="Consolas"/>
+          <w:sz w:val="18"/>
+        </w:rPr>
+        <w:br/>
+        <w:t xml:space="preserve">   |</w:t>
+      </w:r>
+      <w:r>
+        <w:rPr>
+          <w:rFonts w:ascii="Consolas" w:hAnsi="Consolas"/>
+          <w:sz w:val="18"/>
+        </w:rPr>
+        <w:br/>
+        <w:t xml:space="preserve">   v</w:t>
+      </w:r>
+      <w:r>
+        <w:rPr>
+          <w:rFonts w:ascii="Consolas" w:hAnsi="Consolas"/>
+          <w:sz w:val="18"/>
+        </w:rPr>
+        <w:br/>
+        <w:t>main branch automation</w:t>
+      </w:r>
+      <w:r>
+        <w:rPr>
+          <w:rFonts w:ascii="Consolas" w:hAnsi="Consolas"/>
+          <w:sz w:val="18"/>
+        </w:rPr>
+        <w:br/>
+        <w:t xml:space="preserve">   |</w:t>
+      </w:r>
+      <w:r>
+        <w:rPr>
+          <w:rFonts w:ascii="Consolas" w:hAnsi="Consolas"/>
+          <w:sz w:val="18"/>
+        </w:rPr>
+        <w:br/>
+        <w:t xml:space="preserve">   +-- scripts/main.ps1</w:t>
+      </w:r>
+      <w:r>
+        <w:rPr>
+          <w:rFonts w:ascii="Consolas" w:hAnsi="Consolas"/>
+          <w:sz w:val="18"/>
+        </w:rPr>
+        <w:br/>
+        <w:t xml:space="preserve">   +-- scripts/connect-entra.ps1</w:t>
+      </w:r>
+      <w:r>
+        <w:rPr>
+          <w:rFonts w:ascii="Consolas" w:hAnsi="Consolas"/>
+          <w:sz w:val="18"/>
+        </w:rPr>
+        <w:br/>
+        <w:t xml:space="preserve">   +-- scripts/common.ps1</w:t>
+      </w:r>
+      <w:r>
+        <w:rPr>
+          <w:rFonts w:ascii="Consolas" w:hAnsi="Consolas"/>
+          <w:sz w:val="18"/>
+        </w:rPr>
+        <w:br/>
+        <w:t xml:space="preserve">   +-- user/device operation scripts</w:t>
+      </w:r>
+      <w:r>
+        <w:rPr>
+          <w:rFonts w:ascii="Consolas" w:hAnsi="Consolas"/>
+          <w:sz w:val="18"/>
+        </w:rPr>
+        <w:br/>
+        <w:t xml:space="preserve">   |</w:t>
+      </w:r>
+      <w:r>
+        <w:rPr>
+          <w:rFonts w:ascii="Consolas" w:hAnsi="Consolas"/>
+          <w:sz w:val="18"/>
+        </w:rPr>
+        <w:br/>
+        <w:t xml:space="preserve">   v</w:t>
+      </w:r>
+      <w:r>
+        <w:rPr>
+          <w:rFonts w:ascii="Consolas" w:hAnsi="Consolas"/>
+          <w:sz w:val="18"/>
+        </w:rPr>
+        <w:br/>
+        <w:t>CSV from csv-upload branch</w:t>
+      </w:r>
+      <w:r>
+        <w:rPr>
+          <w:rFonts w:ascii="Consolas" w:hAnsi="Consolas"/>
+          <w:sz w:val="18"/>
+        </w:rPr>
+        <w:br/>
+        <w:t xml:space="preserve">   |</w:t>
+      </w:r>
+      <w:r>
+        <w:rPr>
+          <w:rFonts w:ascii="Consolas" w:hAnsi="Consolas"/>
+          <w:sz w:val="18"/>
+        </w:rPr>
+        <w:br/>
+        <w:t xml:space="preserve">   v</w:t>
+      </w:r>
+      <w:r>
+        <w:rPr>
+          <w:rFonts w:ascii="Consolas" w:hAnsi="Consolas"/>
+          <w:sz w:val="18"/>
+        </w:rPr>
+        <w:br/>
+        <w:t>Microsoft Graph</w:t>
+      </w:r>
+      <w:r>
+        <w:rPr>
+          <w:rFonts w:ascii="Consolas" w:hAnsi="Consolas"/>
+          <w:sz w:val="18"/>
+        </w:rPr>
+        <w:br/>
+        <w:t xml:space="preserve">   |</w:t>
+      </w:r>
+      <w:r>
+        <w:rPr>
+          <w:rFonts w:ascii="Consolas" w:hAnsi="Consolas"/>
+          <w:sz w:val="18"/>
+        </w:rPr>
+        <w:br/>
+        <w:t xml:space="preserve">   v</w:t>
+      </w:r>
+      <w:r>
+        <w:rPr>
+          <w:rFonts w:ascii="Consolas" w:hAnsi="Consolas"/>
+          <w:sz w:val="18"/>
+        </w:rPr>
         <w:br/>
         <w:t>Microsoft Entra ID</w:t>
       </w:r>
+      <w:r>
+        <w:rPr>
+          <w:rFonts w:ascii="Consolas" w:hAnsi="Consolas"/>
+          <w:sz w:val="18"/>
+        </w:rPr>
+        <w:br/>
+        <w:t xml:space="preserve">   |</w:t>
+      </w:r>
+      <w:r>
+        <w:rPr>
+          <w:rFonts w:ascii="Consolas" w:hAnsi="Consolas"/>
+          <w:sz w:val="18"/>
+        </w:rPr>
+        <w:br/>
+        <w:t xml:space="preserve">   v</w:t>
+      </w:r>
+      <w:r>
+        <w:rPr>
+          <w:rFonts w:ascii="Consolas" w:hAnsi="Consolas"/>
+          <w:sz w:val="18"/>
+        </w:rPr>
+        <w:br/>
+        <w:t>Execution Summary</w:t>
+      </w:r>
+      <w:r>
+        <w:rPr>
+          <w:rFonts w:ascii="Consolas" w:hAnsi="Consolas"/>
+          <w:sz w:val="18"/>
+        </w:rPr>
+        <w:br/>
+        <w:t xml:space="preserve">   |</w:t>
+      </w:r>
+      <w:r>
+        <w:rPr>
+          <w:rFonts w:ascii="Consolas" w:hAnsi="Consolas"/>
+          <w:sz w:val="18"/>
+        </w:rPr>
+        <w:br/>
+        <w:t xml:space="preserve">   +-- Dry Run -&gt; pending</w:t>
+      </w:r>
+      <w:r>
+        <w:rPr>
+          <w:rFonts w:ascii="Consolas" w:hAnsi="Consolas"/>
+          <w:sz w:val="18"/>
+        </w:rPr>
+        <w:br/>
+        <w:t xml:space="preserve">   |</w:t>
+      </w:r>
+      <w:r>
+        <w:rPr>
+          <w:rFonts w:ascii="Consolas" w:hAnsi="Consolas"/>
+          <w:sz w:val="18"/>
+        </w:rPr>
+        <w:br/>
+        <w:t xml:space="preserve">   +-- Success -&gt; completed + timestamp + run number</w:t>
+      </w:r>
+      <w:r>
+        <w:rPr>
+          <w:rFonts w:ascii="Consolas" w:hAnsi="Consolas"/>
+          <w:sz w:val="18"/>
+        </w:rPr>
+        <w:br/>
+      </w:r>
     </w:p>
     <w:p>
       <w:pPr>
         <w:pStyle w:val="Heading1"/>
       </w:pPr>
       <w:r>
-        <w:t>15. Dry Run Behavior</w:t>
+        <w:t>19</w:t>
+      </w:r>
+      <w:r>
+        <w:t xml:space="preserve">. </w:t>
+      </w:r>
+      <w:r>
+        <w:t xml:space="preserve">Examples for each action </w:t>
+      </w:r>
+    </w:p>
+    <w:p/>
+    <w:p/>
+    <w:p/>
+    <w:p/>
+    <w:p/>
+    <w:p/>
+    <w:p/>
+    <w:p>
+      <w:r>
+        <w:t>Upload the files into csv-upload branch</w:t>
       </w:r>
     </w:p>
     <w:p>
-      <w:pPr>
-        <w:rPr>
-          <w:rFonts w:hint="eastAsia"/>
-        </w:rPr>
-      </w:pPr>
-      <w:r>
-        <w:t>Dry Run = Yes:</w:t>
+      <w:r>
+        <w:drawing>
+          <wp:inline distT="0" distB="0" distL="0" distR="0" wp14:anchorId="748BE243" wp14:editId="48233EAD">
+            <wp:extent cx="6400800" cy="2090420"/>
+            <wp:effectExtent l="0" t="0" r="0" b="5080"/>
+            <wp:docPr id="3" name="Picture 3"/>
+            <wp:cNvGraphicFramePr>
+              <a:graphicFrameLocks xmlns:a="http://schemas.openxmlformats.org/drawingml/2006/main" noChangeAspect="1"/>
+            </wp:cNvGraphicFramePr>
+            <a:graphic xmlns:a="http://schemas.openxmlformats.org/drawingml/2006/main">
+              <a:graphicData uri="http://schemas.openxmlformats.org/drawingml/2006/picture">
+                <pic:pic xmlns:pic="http://schemas.openxmlformats.org/drawingml/2006/picture">
+                  <pic:nvPicPr>
+                    <pic:cNvPr id="1" name=""/>
+                    <pic:cNvPicPr/>
+                  </pic:nvPicPr>
+                  <pic:blipFill>
+                    <a:blip r:embed="rId8"/>
+                    <a:stretch>
+                      <a:fillRect/>
+                    </a:stretch>
+                  </pic:blipFill>
+                  <pic:spPr>
+                    <a:xfrm>
+                      <a:off x="0" y="0"/>
+                      <a:ext cx="6400800" cy="2090420"/>
+                    </a:xfrm>
+                    <a:prstGeom prst="rect">
+                      <a:avLst/>
+                    </a:prstGeom>
+                  </pic:spPr>
+                </pic:pic>
+              </a:graphicData>
+            </a:graphic>
+          </wp:inline>
+        </w:drawing>
       </w:r>
     </w:p>
     <w:p>
-      <w:pPr>
-        <w:pStyle w:val="ListBullet"/>
-        <w:rPr>
-          <w:rFonts w:hint="eastAsia"/>
-        </w:rPr>
-      </w:pPr>
-      <w:r>
-        <w:t>Validates the request.</w:t>
+      <w:r>
+        <w:t>Group status before action</w:t>
       </w:r>
     </w:p>
     <w:p>
-      <w:pPr>
-        <w:pStyle w:val="ListBullet"/>
-        <w:rPr>
-          <w:rFonts w:hint="eastAsia"/>
-        </w:rPr>
-      </w:pPr>
-      <w:r>
-        <w:t>Looks up users/devices and groups.</w:t>
+      <w:r>
+        <w:drawing>
+          <wp:inline distT="0" distB="0" distL="0" distR="0" wp14:anchorId="2F287E44" wp14:editId="4E663BB4">
+            <wp:extent cx="6400800" cy="3018155"/>
+            <wp:effectExtent l="0" t="0" r="0" b="0"/>
+            <wp:docPr id="4" name="Picture 4"/>
+            <wp:cNvGraphicFramePr>
+              <a:graphicFrameLocks xmlns:a="http://schemas.openxmlformats.org/drawingml/2006/main" noChangeAspect="1"/>
+            </wp:cNvGraphicFramePr>
+            <a:graphic xmlns:a="http://schemas.openxmlformats.org/drawingml/2006/main">
+              <a:graphicData uri="http://schemas.openxmlformats.org/drawingml/2006/picture">
+                <pic:pic xmlns:pic="http://schemas.openxmlformats.org/drawingml/2006/picture">
+                  <pic:nvPicPr>
+                    <pic:cNvPr id="1" name=""/>
+                    <pic:cNvPicPr/>
+                  </pic:nvPicPr>
+                  <pic:blipFill>
+                    <a:blip r:embed="rId9"/>
+                    <a:stretch>
+                      <a:fillRect/>
+                    </a:stretch>
+                  </pic:blipFill>
+                  <pic:spPr>
+                    <a:xfrm>
+                      <a:off x="0" y="0"/>
+                      <a:ext cx="6400800" cy="3018155"/>
+                    </a:xfrm>
+                    <a:prstGeom prst="rect">
+                      <a:avLst/>
+                    </a:prstGeom>
+                  </pic:spPr>
+                </pic:pic>
+              </a:graphicData>
+            </a:graphic>
+          </wp:inline>
+        </w:drawing>
+      </w:r>
+    </w:p>
+    <w:p/>
+    <w:p/>
+    <w:p/>
+    <w:p/>
+    <w:p/>
+    <w:p/>
+    <w:p/>
+    <w:p/>
+    <w:p>
+      <w:proofErr w:type="spellStart"/>
+      <w:r>
+        <w:lastRenderedPageBreak/>
+        <w:t>Goto</w:t>
+      </w:r>
+      <w:proofErr w:type="spellEnd"/>
+      <w:r>
+        <w:t xml:space="preserve"> Actions &gt;&gt; </w:t>
+      </w:r>
+      <w:proofErr w:type="spellStart"/>
+      <w:r>
+        <w:t>Entra</w:t>
+      </w:r>
+      <w:proofErr w:type="spellEnd"/>
+      <w:r>
+        <w:t xml:space="preserve"> ID bulk Automation &gt;&gt; click Run workflow</w:t>
       </w:r>
     </w:p>
     <w:p>
-      <w:pPr>
-        <w:pStyle w:val="ListBullet"/>
-        <w:rPr>
-          <w:rFonts w:hint="eastAsia"/>
-        </w:rPr>
-      </w:pPr>
-      <w:r>
-        <w:t>Checks membersh</w:t>
-      </w:r>
-      <w:r>
-        <w:t>ip.</w:t>
+      <w:r>
+        <w:drawing>
+          <wp:inline distT="0" distB="0" distL="0" distR="0" wp14:anchorId="24E44682" wp14:editId="1CC51035">
+            <wp:extent cx="6400800" cy="2408555"/>
+            <wp:effectExtent l="0" t="0" r="0" b="0"/>
+            <wp:docPr id="6" name="Picture 6"/>
+            <wp:cNvGraphicFramePr>
+              <a:graphicFrameLocks xmlns:a="http://schemas.openxmlformats.org/drawingml/2006/main" noChangeAspect="1"/>
+            </wp:cNvGraphicFramePr>
+            <a:graphic xmlns:a="http://schemas.openxmlformats.org/drawingml/2006/main">
+              <a:graphicData uri="http://schemas.openxmlformats.org/drawingml/2006/picture">
+                <pic:pic xmlns:pic="http://schemas.openxmlformats.org/drawingml/2006/picture">
+                  <pic:nvPicPr>
+                    <pic:cNvPr id="1" name=""/>
+                    <pic:cNvPicPr/>
+                  </pic:nvPicPr>
+                  <pic:blipFill>
+                    <a:blip r:embed="rId10"/>
+                    <a:stretch>
+                      <a:fillRect/>
+                    </a:stretch>
+                  </pic:blipFill>
+                  <pic:spPr>
+                    <a:xfrm>
+                      <a:off x="0" y="0"/>
+                      <a:ext cx="6400800" cy="2408555"/>
+                    </a:xfrm>
+                    <a:prstGeom prst="rect">
+                      <a:avLst/>
+                    </a:prstGeom>
+                  </pic:spPr>
+                </pic:pic>
+              </a:graphicData>
+            </a:graphic>
+          </wp:inline>
+        </w:drawing>
       </w:r>
     </w:p>
     <w:p>
-      <w:pPr>
-        <w:pStyle w:val="ListBullet"/>
+      <w:r>
         <w:rPr>
           <w:rFonts w:hint="eastAsia"/>
         </w:rPr>
-      </w:pPr>
-      <w:r>
-        <w:t>Does not modify group membership.</w:t>
+        <w:t>I</w:t>
+      </w:r>
+      <w:r>
+        <w:t xml:space="preserve">t will start the actions </w:t>
       </w:r>
     </w:p>
     <w:p>
-      <w:pPr>
-        <w:pStyle w:val="ListBullet"/>
+      <w:r>
+        <w:drawing>
+          <wp:inline distT="0" distB="0" distL="0" distR="0" wp14:anchorId="345719A2" wp14:editId="034A5D47">
+            <wp:extent cx="6400800" cy="4991735"/>
+            <wp:effectExtent l="0" t="0" r="0" b="0"/>
+            <wp:docPr id="7" name="Picture 7"/>
+            <wp:cNvGraphicFramePr>
+              <a:graphicFrameLocks xmlns:a="http://schemas.openxmlformats.org/drawingml/2006/main" noChangeAspect="1"/>
+            </wp:cNvGraphicFramePr>
+            <a:graphic xmlns:a="http://schemas.openxmlformats.org/drawingml/2006/main">
+              <a:graphicData uri="http://schemas.openxmlformats.org/drawingml/2006/picture">
+                <pic:pic xmlns:pic="http://schemas.openxmlformats.org/drawingml/2006/picture">
+                  <pic:nvPicPr>
+                    <pic:cNvPr id="1" name=""/>
+                    <pic:cNvPicPr/>
+                  </pic:nvPicPr>
+                  <pic:blipFill>
+                    <a:blip r:embed="rId11"/>
+                    <a:stretch>
+                      <a:fillRect/>
+                    </a:stretch>
+                  </pic:blipFill>
+                  <pic:spPr>
+                    <a:xfrm>
+                      <a:off x="0" y="0"/>
+                      <a:ext cx="6400800" cy="4991735"/>
+                    </a:xfrm>
+                    <a:prstGeom prst="rect">
+                      <a:avLst/>
+                    </a:prstGeom>
+                  </pic:spPr>
+                </pic:pic>
+              </a:graphicData>
+            </a:graphic>
+          </wp:inline>
+        </w:drawing>
+      </w:r>
+    </w:p>
+    <w:p/>
+    <w:p/>
+    <w:p>
+      <w:r>
+        <w:lastRenderedPageBreak/>
+        <w:drawing>
+          <wp:inline distT="0" distB="0" distL="0" distR="0" wp14:anchorId="6E035CC8" wp14:editId="57D33891">
+            <wp:extent cx="3181514" cy="6369377"/>
+            <wp:effectExtent l="0" t="0" r="0" b="0"/>
+            <wp:docPr id="8" name="Picture 8"/>
+            <wp:cNvGraphicFramePr>
+              <a:graphicFrameLocks xmlns:a="http://schemas.openxmlformats.org/drawingml/2006/main" noChangeAspect="1"/>
+            </wp:cNvGraphicFramePr>
+            <a:graphic xmlns:a="http://schemas.openxmlformats.org/drawingml/2006/main">
+              <a:graphicData uri="http://schemas.openxmlformats.org/drawingml/2006/picture">
+                <pic:pic xmlns:pic="http://schemas.openxmlformats.org/drawingml/2006/picture">
+                  <pic:nvPicPr>
+                    <pic:cNvPr id="1" name=""/>
+                    <pic:cNvPicPr/>
+                  </pic:nvPicPr>
+                  <pic:blipFill>
+                    <a:blip r:embed="rId12"/>
+                    <a:stretch>
+                      <a:fillRect/>
+                    </a:stretch>
+                  </pic:blipFill>
+                  <pic:spPr>
+                    <a:xfrm>
+                      <a:off x="0" y="0"/>
+                      <a:ext cx="3181514" cy="6369377"/>
+                    </a:xfrm>
+                    <a:prstGeom prst="rect">
+                      <a:avLst/>
+                    </a:prstGeom>
+                  </pic:spPr>
+                </pic:pic>
+              </a:graphicData>
+            </a:graphic>
+          </wp:inline>
+        </w:drawing>
+      </w:r>
+    </w:p>
+    <w:p/>
+    <w:p/>
+    <w:p/>
+    <w:p/>
+    <w:p/>
+    <w:p/>
+    <w:p/>
+    <w:p/>
+    <w:p>
+      <w:r>
+        <w:lastRenderedPageBreak/>
+        <w:t xml:space="preserve">Each step will have some commands and </w:t>
+      </w:r>
+      <w:proofErr w:type="gramStart"/>
+      <w:r>
+        <w:t>it’s</w:t>
+      </w:r>
+      <w:proofErr w:type="gramEnd"/>
+      <w:r>
+        <w:t xml:space="preserve"> result / logs</w:t>
+      </w:r>
+    </w:p>
+    <w:p/>
+    <w:p>
+      <w:r>
+        <w:drawing>
+          <wp:inline distT="0" distB="0" distL="0" distR="0" wp14:anchorId="0D0C5F82" wp14:editId="0157979B">
+            <wp:extent cx="4083260" cy="4502381"/>
+            <wp:effectExtent l="0" t="0" r="0" b="0"/>
+            <wp:docPr id="9" name="Picture 9"/>
+            <wp:cNvGraphicFramePr>
+              <a:graphicFrameLocks xmlns:a="http://schemas.openxmlformats.org/drawingml/2006/main" noChangeAspect="1"/>
+            </wp:cNvGraphicFramePr>
+            <a:graphic xmlns:a="http://schemas.openxmlformats.org/drawingml/2006/main">
+              <a:graphicData uri="http://schemas.openxmlformats.org/drawingml/2006/picture">
+                <pic:pic xmlns:pic="http://schemas.openxmlformats.org/drawingml/2006/picture">
+                  <pic:nvPicPr>
+                    <pic:cNvPr id="1" name=""/>
+                    <pic:cNvPicPr/>
+                  </pic:nvPicPr>
+                  <pic:blipFill>
+                    <a:blip r:embed="rId13"/>
+                    <a:stretch>
+                      <a:fillRect/>
+                    </a:stretch>
+                  </pic:blipFill>
+                  <pic:spPr>
+                    <a:xfrm>
+                      <a:off x="0" y="0"/>
+                      <a:ext cx="4083260" cy="4502381"/>
+                    </a:xfrm>
+                    <a:prstGeom prst="rect">
+                      <a:avLst/>
+                    </a:prstGeom>
+                  </pic:spPr>
+                </pic:pic>
+              </a:graphicData>
+            </a:graphic>
+          </wp:inline>
+        </w:drawing>
+      </w:r>
+    </w:p>
+    <w:p/>
+    <w:p>
+      <w:r>
         <w:rPr>
           <w:rFonts w:hint="eastAsia"/>
         </w:rPr>
-      </w:pPr>
-      <w:r>
-        <w:t>Leaves the CSV in pending.</w:t>
+        <w:t>L</w:t>
+      </w:r>
+      <w:r>
+        <w:t xml:space="preserve">ogs will be uploaded to artifact </w:t>
       </w:r>
     </w:p>
     <w:p>
+      <w:r>
+        <w:drawing>
+          <wp:inline distT="0" distB="0" distL="0" distR="0" wp14:anchorId="3B2D7E50" wp14:editId="163B6917">
+            <wp:extent cx="6400800" cy="2252345"/>
+            <wp:effectExtent l="0" t="0" r="0" b="0"/>
+            <wp:docPr id="10" name="Picture 10"/>
+            <wp:cNvGraphicFramePr>
+              <a:graphicFrameLocks xmlns:a="http://schemas.openxmlformats.org/drawingml/2006/main" noChangeAspect="1"/>
+            </wp:cNvGraphicFramePr>
+            <a:graphic xmlns:a="http://schemas.openxmlformats.org/drawingml/2006/main">
+              <a:graphicData uri="http://schemas.openxmlformats.org/drawingml/2006/picture">
+                <pic:pic xmlns:pic="http://schemas.openxmlformats.org/drawingml/2006/picture">
+                  <pic:nvPicPr>
+                    <pic:cNvPr id="1" name=""/>
+                    <pic:cNvPicPr/>
+                  </pic:nvPicPr>
+                  <pic:blipFill>
+                    <a:blip r:embed="rId14"/>
+                    <a:stretch>
+                      <a:fillRect/>
+                    </a:stretch>
+                  </pic:blipFill>
+                  <pic:spPr>
+                    <a:xfrm>
+                      <a:off x="0" y="0"/>
+                      <a:ext cx="6400800" cy="2252345"/>
+                    </a:xfrm>
+                    <a:prstGeom prst="rect">
+                      <a:avLst/>
+                    </a:prstGeom>
+                  </pic:spPr>
+                </pic:pic>
+              </a:graphicData>
+            </a:graphic>
+          </wp:inline>
+        </w:drawing>
+      </w:r>
+    </w:p>
+    <w:p/>
+    <w:p/>
+    <w:p/>
+    <w:p>
+      <w:r>
+        <w:drawing>
+          <wp:inline distT="0" distB="0" distL="0" distR="0" wp14:anchorId="22F7AC3F" wp14:editId="5220A820">
+            <wp:extent cx="6400800" cy="4077335"/>
+            <wp:effectExtent l="0" t="0" r="0" b="0"/>
+            <wp:docPr id="11" name="Picture 11"/>
+            <wp:cNvGraphicFramePr>
+              <a:graphicFrameLocks xmlns:a="http://schemas.openxmlformats.org/drawingml/2006/main" noChangeAspect="1"/>
+            </wp:cNvGraphicFramePr>
+            <a:graphic xmlns:a="http://schemas.openxmlformats.org/drawingml/2006/main">
+              <a:graphicData uri="http://schemas.openxmlformats.org/drawingml/2006/picture">
+                <pic:pic xmlns:pic="http://schemas.openxmlformats.org/drawingml/2006/picture">
+                  <pic:nvPicPr>
+                    <pic:cNvPr id="1" name=""/>
+                    <pic:cNvPicPr/>
+                  </pic:nvPicPr>
+                  <pic:blipFill>
+                    <a:blip r:embed="rId15"/>
+                    <a:stretch>
+                      <a:fillRect/>
+                    </a:stretch>
+                  </pic:blipFill>
+                  <pic:spPr>
+                    <a:xfrm>
+                      <a:off x="0" y="0"/>
+                      <a:ext cx="6400800" cy="4077335"/>
+                    </a:xfrm>
+                    <a:prstGeom prst="rect">
+                      <a:avLst/>
+                    </a:prstGeom>
+                  </pic:spPr>
+                </pic:pic>
+              </a:graphicData>
+            </a:graphic>
+          </wp:inline>
+        </w:drawing>
+      </w:r>
+    </w:p>
+    <w:p/>
+    <w:p>
       <w:pPr>
         <w:rPr>
           <w:rFonts w:hint="eastAsia"/>
         </w:rPr>
       </w:pPr>
       <w:r>
-        <w:t>Dry Run = No:</w:t>
-      </w:r>
-    </w:p>
-    <w:p>
-      <w:pPr>
-        <w:pStyle w:val="ListBullet"/>
-        <w:rPr>
-          <w:rFonts w:hint="eastAsia"/>
-        </w:rPr>
-      </w:pPr>
-      <w:r>
-        <w:t>Performs the requested membership changes.</w:t>
-      </w:r>
-    </w:p>
-    <w:p>
-      <w:pPr>
-        <w:pStyle w:val="ListBullet"/>
-        <w:rPr>
-          <w:rFonts w:hint="eastAsia"/>
-        </w:rPr>
-      </w:pPr>
-      <w:r>
-        <w:t>If successful, Step 17 moves the request to completed.</w:t>
-      </w:r>
-    </w:p>
-    <w:p>
-      <w:pPr>
-        <w:pStyle w:val="ListBullet"/>
-        <w:rPr>
-          <w:rFonts w:hint="eastAsia"/>
-        </w:rPr>
-      </w:pPr>
-      <w:r>
-        <w:t>The completed filename includes UTC timestamp and GitHub run number.</w:t>
-      </w:r>
-    </w:p>
-    <w:p>
-      <w:pPr>
-        <w:pStyle w:val="Heading1"/>
-      </w:pPr>
-      <w:r>
-        <w:t xml:space="preserve">16. </w:t>
-      </w:r>
-      <w:r>
-        <w:t>Completed File Naming</w:t>
-      </w:r>
-    </w:p>
-    <w:p>
-      <w:pPr>
-        <w:rPr>
-          <w:rFonts w:hint="eastAsia"/>
-        </w:rPr>
-      </w:pPr>
-      <w:r>
-        <w:t>Successful actual execution changes:</w:t>
-      </w:r>
-    </w:p>
-    <w:p>
-      <w:pPr>
-        <w:rPr>
-          <w:rFonts w:hint="eastAsia"/>
-        </w:rPr>
-      </w:pPr>
-      <w:r>
-        <w:rPr>
-          <w:rFonts w:ascii="Consolas" w:hAnsi="Consolas"/>
-        </w:rPr>
-        <w:t>csv/dev/pending/dev-add-users-to-groups.csv</w:t>
-      </w:r>
-    </w:p>
-    <w:p>
-      <w:pPr>
-        <w:rPr>
-          <w:rFonts w:hint="eastAsia"/>
-        </w:rPr>
-      </w:pPr>
-      <w:r>
-        <w:t>to a timestamped completed file such as:</w:t>
-      </w:r>
-    </w:p>
-    <w:p>
-      <w:pPr>
-        <w:rPr>
-          <w:rFonts w:hint="eastAsia"/>
-        </w:rPr>
-      </w:pPr>
-      <w:r>
-        <w:rPr>
-          <w:rFonts w:ascii="Consolas" w:hAnsi="Consolas"/>
-        </w:rPr>
-        <w:t>csv/dev/completed/dev-add-users-to-groups_20260813-013045_run-152.csv</w:t>
-      </w:r>
-    </w:p>
-    <w:p>
-      <w:pPr>
-        <w:rPr>
-          <w:rFonts w:hint="eastAsia"/>
-        </w:rPr>
-      </w:pPr>
-      <w:r>
-        <w:t>This preserves the original request name w</w:t>
-      </w:r>
-      <w:r>
-        <w:t>hile providing traceability through UTC timestamp and GitHub run number.</w:t>
-      </w:r>
-    </w:p>
-    <w:p>
-      <w:pPr>
-        <w:pStyle w:val="Heading1"/>
-      </w:pPr>
-      <w:r>
-        <w:t>17. Recommended Test Sequence</w:t>
-      </w:r>
-    </w:p>
-    <w:p>
-      <w:pPr>
-        <w:pStyle w:val="ListNumber"/>
-        <w:rPr>
-          <w:rFonts w:hint="eastAsia"/>
-        </w:rPr>
-      </w:pPr>
-      <w:r>
-        <w:t>Run Module 01 / authentication and confirm AppOnly authentication succeeds.</w:t>
-      </w:r>
-    </w:p>
-    <w:p>
-      <w:pPr>
-        <w:pStyle w:val="ListNumber"/>
-        <w:rPr>
-          <w:rFonts w:hint="eastAsia"/>
-        </w:rPr>
-      </w:pPr>
-      <w:r>
-        <w:t>Run Get User and Get Group validation.</w:t>
-      </w:r>
-    </w:p>
-    <w:p>
-      <w:pPr>
-        <w:pStyle w:val="ListNumber"/>
-        <w:rPr>
-          <w:rFonts w:hint="eastAsia"/>
-        </w:rPr>
-      </w:pPr>
-      <w:r>
-        <w:t xml:space="preserve">Upload a small user CSV to </w:t>
-      </w:r>
-      <w:r>
-        <w:t>csv/dev/pending on csv-upload.</w:t>
-      </w:r>
-    </w:p>
-    <w:p>
-      <w:pPr>
-        <w:pStyle w:val="ListNumber"/>
-        <w:rPr>
-          <w:rFonts w:hint="eastAsia"/>
-        </w:rPr>
-      </w:pPr>
-      <w:r>
-        <w:t>Run Add Users to Group with Dry Run = Yes.</w:t>
-      </w:r>
-    </w:p>
-    <w:p>
-      <w:pPr>
-        <w:pStyle w:val="ListNumber"/>
-        <w:rPr>
-          <w:rFonts w:hint="eastAsia"/>
-        </w:rPr>
-      </w:pPr>
-      <w:r>
-        <w:t>Run Add Users to Group with Dry Run = No.</w:t>
-      </w:r>
-    </w:p>
-    <w:p>
-      <w:pPr>
-        <w:pStyle w:val="ListNumber"/>
-        <w:rPr>
-          <w:rFonts w:hint="eastAsia"/>
-        </w:rPr>
-      </w:pPr>
-      <w:r>
-        <w:t>Confirm the file moves to csv/dev/completed with timestamp/run number.</w:t>
-      </w:r>
-    </w:p>
-    <w:p>
-      <w:pPr>
-        <w:pStyle w:val="ListNumber"/>
-        <w:rPr>
-          <w:rFonts w:hint="eastAsia"/>
-        </w:rPr>
-      </w:pPr>
-      <w:r>
-        <w:lastRenderedPageBreak/>
-        <w:t>Test Remove Users.</w:t>
-      </w:r>
-    </w:p>
-    <w:p>
-      <w:pPr>
-        <w:pStyle w:val="ListNumber"/>
-        <w:rPr>
-          <w:rFonts w:hint="eastAsia"/>
-        </w:rPr>
-      </w:pPr>
-      <w:r>
-        <w:t>Test Add Devices.</w:t>
-      </w:r>
-    </w:p>
-    <w:p>
-      <w:pPr>
-        <w:pStyle w:val="ListNumber"/>
-        <w:rPr>
-          <w:rFonts w:hint="eastAsia"/>
-        </w:rPr>
-      </w:pPr>
-      <w:r>
-        <w:t>Test Remove Devices.</w:t>
-      </w:r>
-    </w:p>
-    <w:p>
-      <w:pPr>
-        <w:pStyle w:val="ListNumber"/>
-        <w:rPr>
-          <w:rFonts w:hint="eastAsia"/>
-        </w:rPr>
-      </w:pPr>
-      <w:r>
-        <w:t>Repeat test</w:t>
-      </w:r>
-      <w:r>
-        <w:t>ing in UAT before considering PRD.</w:t>
-      </w:r>
-    </w:p>
-    <w:p>
-      <w:pPr>
-        <w:pStyle w:val="Heading1"/>
-      </w:pPr>
-      <w:r>
-        <w:t>18. Final Architecture</w:t>
-      </w:r>
-    </w:p>
-    <w:p>
-      <w:pPr>
-        <w:rPr>
-          <w:rFonts w:hint="eastAsia"/>
-        </w:rPr>
-      </w:pPr>
-      <w:r>
-        <w:rPr>
-          <w:rFonts w:ascii="Consolas" w:hAnsi="Consolas"/>
-          <w:sz w:val="18"/>
-        </w:rPr>
-        <w:t>Operator</w:t>
-      </w:r>
-      <w:r>
-        <w:rPr>
-          <w:rFonts w:ascii="Consolas" w:hAnsi="Consolas"/>
-          <w:sz w:val="18"/>
-        </w:rPr>
-        <w:br/>
-        <w:t xml:space="preserve">   |</w:t>
-      </w:r>
-      <w:r>
-        <w:rPr>
-          <w:rFonts w:ascii="Consolas" w:hAnsi="Consolas"/>
-          <w:sz w:val="18"/>
-        </w:rPr>
-        <w:br/>
-        <w:t xml:space="preserve">   v</w:t>
-      </w:r>
-      <w:r>
-        <w:rPr>
-          <w:rFonts w:ascii="Consolas" w:hAnsi="Consolas"/>
-          <w:sz w:val="18"/>
-        </w:rPr>
-        <w:br/>
-        <w:t>GitHub Actions</w:t>
-      </w:r>
-      <w:r>
-        <w:rPr>
-          <w:rFonts w:ascii="Consolas" w:hAnsi="Consolas"/>
-          <w:sz w:val="18"/>
-        </w:rPr>
-        <w:br/>
-        <w:t xml:space="preserve">   |</w:t>
-      </w:r>
-      <w:r>
-        <w:rPr>
-          <w:rFonts w:ascii="Consolas" w:hAnsi="Consolas"/>
-          <w:sz w:val="18"/>
-        </w:rPr>
-        <w:br/>
-        <w:t xml:space="preserve">   +-- Environment</w:t>
-      </w:r>
-      <w:r>
-        <w:rPr>
-          <w:rFonts w:ascii="Consolas" w:hAnsi="Consolas"/>
-          <w:sz w:val="18"/>
-        </w:rPr>
-        <w:br/>
-        <w:t xml:space="preserve">   +-- Operation</w:t>
-      </w:r>
-      <w:r>
-        <w:rPr>
-          <w:rFonts w:ascii="Consolas" w:hAnsi="Consolas"/>
-          <w:sz w:val="18"/>
-        </w:rPr>
-        <w:br/>
-        <w:t xml:space="preserve">   +-- Dry Run</w:t>
-      </w:r>
-      <w:r>
-        <w:rPr>
-          <w:rFonts w:ascii="Consolas" w:hAnsi="Consolas"/>
-          <w:sz w:val="18"/>
-        </w:rPr>
-        <w:br/>
-        <w:t xml:space="preserve">   |</w:t>
-      </w:r>
-      <w:r>
-        <w:rPr>
-          <w:rFonts w:ascii="Consolas" w:hAnsi="Consolas"/>
-          <w:sz w:val="18"/>
-        </w:rPr>
-        <w:br/>
-        <w:t xml:space="preserve">   v</w:t>
-      </w:r>
-      <w:r>
-        <w:rPr>
-          <w:rFonts w:ascii="Consolas" w:hAnsi="Consolas"/>
-          <w:sz w:val="18"/>
-        </w:rPr>
-        <w:br/>
-        <w:t>main branch automation</w:t>
-      </w:r>
-      <w:r>
-        <w:rPr>
-          <w:rFonts w:ascii="Consolas" w:hAnsi="Consolas"/>
-          <w:sz w:val="18"/>
-        </w:rPr>
-        <w:br/>
-        <w:t xml:space="preserve">   |</w:t>
-      </w:r>
-      <w:r>
-        <w:rPr>
-          <w:rFonts w:ascii="Consolas" w:hAnsi="Consolas"/>
-          <w:sz w:val="18"/>
-        </w:rPr>
-        <w:br/>
-        <w:t xml:space="preserve">   +-- scripts/main.ps1</w:t>
-      </w:r>
-      <w:r>
-        <w:rPr>
-          <w:rFonts w:ascii="Consolas" w:hAnsi="Consolas"/>
-          <w:sz w:val="18"/>
-        </w:rPr>
-        <w:br/>
-        <w:t xml:space="preserve">   +-- scripts/connect-entra.ps1</w:t>
-      </w:r>
-      <w:r>
-        <w:rPr>
-          <w:rFonts w:ascii="Consolas" w:hAnsi="Consolas"/>
-          <w:sz w:val="18"/>
-        </w:rPr>
-        <w:br/>
-        <w:t xml:space="preserve">   +-- script</w:t>
-      </w:r>
-      <w:r>
-        <w:rPr>
-          <w:rFonts w:ascii="Consolas" w:hAnsi="Consolas"/>
-          <w:sz w:val="18"/>
-        </w:rPr>
-        <w:t>s/common.ps1</w:t>
-      </w:r>
-      <w:r>
-        <w:rPr>
-          <w:rFonts w:ascii="Consolas" w:hAnsi="Consolas"/>
-          <w:sz w:val="18"/>
-        </w:rPr>
-        <w:br/>
-        <w:t xml:space="preserve">   +-- user/device operation scripts</w:t>
-      </w:r>
-      <w:r>
-        <w:rPr>
-          <w:rFonts w:ascii="Consolas" w:hAnsi="Consolas"/>
-          <w:sz w:val="18"/>
-        </w:rPr>
-        <w:br/>
-        <w:t xml:space="preserve">   |</w:t>
-      </w:r>
-      <w:r>
-        <w:rPr>
-          <w:rFonts w:ascii="Consolas" w:hAnsi="Consolas"/>
-          <w:sz w:val="18"/>
-        </w:rPr>
-        <w:br/>
-        <w:t xml:space="preserve">   v</w:t>
-      </w:r>
-      <w:r>
-        <w:rPr>
-          <w:rFonts w:ascii="Consolas" w:hAnsi="Consolas"/>
-          <w:sz w:val="18"/>
-        </w:rPr>
-        <w:br/>
-        <w:t>CSV from csv-upload branch</w:t>
-      </w:r>
-      <w:r>
-        <w:rPr>
-          <w:rFonts w:ascii="Consolas" w:hAnsi="Consolas"/>
-          <w:sz w:val="18"/>
-        </w:rPr>
-        <w:br/>
-        <w:t xml:space="preserve">   |</w:t>
-      </w:r>
-      <w:r>
-        <w:rPr>
-          <w:rFonts w:ascii="Consolas" w:hAnsi="Consolas"/>
-          <w:sz w:val="18"/>
-        </w:rPr>
-        <w:br/>
-        <w:t xml:space="preserve">   v</w:t>
-      </w:r>
-      <w:r>
-        <w:rPr>
-          <w:rFonts w:ascii="Consolas" w:hAnsi="Consolas"/>
-          <w:sz w:val="18"/>
-        </w:rPr>
-        <w:br/>
-        <w:t>Microsoft Graph</w:t>
-      </w:r>
-      <w:r>
-        <w:rPr>
-          <w:rFonts w:ascii="Consolas" w:hAnsi="Consolas"/>
-          <w:sz w:val="18"/>
-        </w:rPr>
-        <w:br/>
-        <w:t xml:space="preserve">   |</w:t>
-      </w:r>
-      <w:r>
-        <w:rPr>
-          <w:rFonts w:ascii="Consolas" w:hAnsi="Consolas"/>
-          <w:sz w:val="18"/>
-        </w:rPr>
-        <w:br/>
-        <w:t xml:space="preserve">   v</w:t>
-      </w:r>
-      <w:r>
-        <w:rPr>
-          <w:rFonts w:ascii="Consolas" w:hAnsi="Consolas"/>
-          <w:sz w:val="18"/>
-        </w:rPr>
-        <w:br/>
-        <w:t>Microsoft Entra ID</w:t>
-      </w:r>
-      <w:r>
-        <w:rPr>
-          <w:rFonts w:ascii="Consolas" w:hAnsi="Consolas"/>
-          <w:sz w:val="18"/>
-        </w:rPr>
-        <w:br/>
-        <w:t xml:space="preserve">   |</w:t>
-      </w:r>
-      <w:r>
-        <w:rPr>
-          <w:rFonts w:ascii="Consolas" w:hAnsi="Consolas"/>
-          <w:sz w:val="18"/>
-        </w:rPr>
-        <w:br/>
-        <w:t xml:space="preserve">   v</w:t>
-      </w:r>
-      <w:r>
-        <w:rPr>
-          <w:rFonts w:ascii="Consolas" w:hAnsi="Consolas"/>
-          <w:sz w:val="18"/>
-        </w:rPr>
-        <w:br/>
-        <w:t>Execution Summary</w:t>
-      </w:r>
-      <w:r>
-        <w:rPr>
-          <w:rFonts w:ascii="Consolas" w:hAnsi="Consolas"/>
-          <w:sz w:val="18"/>
-        </w:rPr>
-        <w:br/>
-        <w:t xml:space="preserve">   |</w:t>
-      </w:r>
-      <w:r>
-        <w:rPr>
-          <w:rFonts w:ascii="Consolas" w:hAnsi="Consolas"/>
-          <w:sz w:val="18"/>
-        </w:rPr>
-        <w:br/>
-        <w:t xml:space="preserve">   +-- Dry Run -&gt; pending</w:t>
-      </w:r>
-      <w:r>
-        <w:rPr>
-          <w:rFonts w:ascii="Consolas" w:hAnsi="Consolas"/>
-          <w:sz w:val="18"/>
-        </w:rPr>
-        <w:br/>
-        <w:t xml:space="preserve">   |</w:t>
-      </w:r>
-      <w:r>
-        <w:rPr>
-          <w:rFonts w:ascii="Consolas" w:hAnsi="Consolas"/>
-          <w:sz w:val="18"/>
-        </w:rPr>
-        <w:br/>
-        <w:t xml:space="preserve">   +-- Success -&gt; completed + timestamp + run numb</w:t>
-      </w:r>
-      <w:r>
-        <w:rPr>
-          <w:rFonts w:ascii="Consolas" w:hAnsi="Consolas"/>
-          <w:sz w:val="18"/>
-        </w:rPr>
-        <w:t>er</w:t>
-      </w:r>
-      <w:r>
-        <w:rPr>
-          <w:rFonts w:ascii="Consolas" w:hAnsi="Consolas"/>
-          <w:sz w:val="18"/>
-        </w:rPr>
-        <w:br/>
+        <w:drawing>
+          <wp:inline distT="0" distB="0" distL="0" distR="0" wp14:anchorId="55726A91" wp14:editId="2FD06E3F">
+            <wp:extent cx="6400800" cy="2355850"/>
+            <wp:effectExtent l="0" t="0" r="0" b="6350"/>
+            <wp:docPr id="12" name="Picture 12"/>
+            <wp:cNvGraphicFramePr>
+              <a:graphicFrameLocks xmlns:a="http://schemas.openxmlformats.org/drawingml/2006/main" noChangeAspect="1"/>
+            </wp:cNvGraphicFramePr>
+            <a:graphic xmlns:a="http://schemas.openxmlformats.org/drawingml/2006/main">
+              <a:graphicData uri="http://schemas.openxmlformats.org/drawingml/2006/picture">
+                <pic:pic xmlns:pic="http://schemas.openxmlformats.org/drawingml/2006/picture">
+                  <pic:nvPicPr>
+                    <pic:cNvPr id="1" name=""/>
+                    <pic:cNvPicPr/>
+                  </pic:nvPicPr>
+                  <pic:blipFill>
+                    <a:blip r:embed="rId16"/>
+                    <a:stretch>
+                      <a:fillRect/>
+                    </a:stretch>
+                  </pic:blipFill>
+                  <pic:spPr>
+                    <a:xfrm>
+                      <a:off x="0" y="0"/>
+                      <a:ext cx="6400800" cy="2355850"/>
+                    </a:xfrm>
+                    <a:prstGeom prst="rect">
+                      <a:avLst/>
+                    </a:prstGeom>
+                  </pic:spPr>
+                </pic:pic>
+              </a:graphicData>
+            </a:graphic>
+          </wp:inline>
+        </w:drawing>
       </w:r>
     </w:p>
     <w:sectPr>
@@ -14624,7 +15000,7 @@
 </file>
 
 <file path=customXml/itemProps1.xml><?xml version="1.0" encoding="utf-8"?>
-<ds:datastoreItem xmlns:ds="http://schemas.openxmlformats.org/officeDocument/2006/customXml" ds:itemID="{1686375B-C61C-485D-A5D0-BC3D1086782B}">
+<ds:datastoreItem xmlns:ds="http://schemas.openxmlformats.org/officeDocument/2006/customXml" ds:itemID="{C0B75997-C2BA-4E54-B969-1DBE04DA5B82}">
   <ds:schemaRefs>
     <ds:schemaRef ds:uri="http://schemas.openxmlformats.org/officeDocument/2006/bibliography"/>
   </ds:schemaRefs>
